--- a/Homework/homework6 ljy.docx
+++ b/Homework/homework6 ljy.docx
@@ -47,13 +47,15 @@
         <w:rPr>
           <w:rFonts w:hint="eastAsia"/>
         </w:rPr>
-        <w:t>从这些数据中得到决策树,</w:t>
-      </w:r>
-      <w:r>
-        <w:t xml:space="preserve"> </w:t>
+        <w:t>从这些数据中得到决策树</w:t>
+      </w:r>
+      <w:r>
+        <w:rPr>
+          <w:rFonts w:hint="eastAsia"/>
+        </w:rPr>
+        <w:t>.根据一些信息论的方法</w:t>
       </w:r>
     </w:p>
-    <w:bookmarkStart w:id="0" w:name="_GoBack"/>
     <w:p>
       <w:pPr>
         <w:jc w:val="center"/>
@@ -79,20 +81,47 @@
             <v:path o:extrusionok="f" gradientshapeok="t" o:connecttype="rect"/>
             <o:lock v:ext="edit" aspectratio="t"/>
           </v:shapetype>
-          <v:shape id="_x0000_i1027" type="#_x0000_t75" style="width:265.15pt;height:282.75pt" o:ole="">
+          <v:shape id="_x0000_i1025" type="#_x0000_t75" style="width:216.35pt;height:230.6pt" o:ole="">
             <v:imagedata r:id="rId4" o:title=""/>
           </v:shape>
-          <o:OLEObject Type="Embed" ProgID="Visio.Drawing.15" ShapeID="_x0000_i1027" DrawAspect="Content" ObjectID="_1683491735" r:id="rId5"/>
+          <o:OLEObject Type="Embed" ProgID="Visio.Drawing.15" ShapeID="_x0000_i1025" DrawAspect="Content" ObjectID="_1686385482" r:id="rId5"/>
         </w:object>
       </w:r>
-      <w:bookmarkEnd w:id="0"/>
     </w:p>
     <w:p>
+      <w:pPr>
+        <w:jc w:val="center"/>
+      </w:pPr>
+      <w:r>
+        <w:t>G</w:t>
+      </w:r>
+      <w:r>
+        <w:rPr>
+          <w:rFonts w:hint="eastAsia"/>
+        </w:rPr>
+        <w:t>ain</w:t>
+      </w:r>
+      <w:r>
+        <w:t xml:space="preserve"> = 1-</w:t>
+      </w:r>
+      <w:r>
+        <w:rPr>
+          <w:rFonts w:hint="eastAsia"/>
+        </w:rPr>
+        <w:t>remainder</w:t>
+      </w:r>
+      <w:r>
+        <w:t xml:space="preserve"> </w:t>
+      </w:r>
+    </w:p>
+    <w:p>
+      <w:pPr>
+        <w:jc w:val="center"/>
+      </w:pPr>
       <w:r>
         <w:rPr>
           <w:noProof/>
         </w:rPr>
-        <w:lastRenderedPageBreak/>
         <w:drawing>
           <wp:inline distT="0" distB="0" distL="0" distR="0" wp14:anchorId="17084B7E" wp14:editId="55C313F7">
             <wp:extent cx="3637595" cy="3807775"/>
@@ -132,14 +161,13 @@
     </w:p>
     <w:p>
       <w:pPr>
-        <w:rPr>
-          <w:rFonts w:hint="eastAsia"/>
-        </w:rPr>
+        <w:jc w:val="center"/>
       </w:pPr>
       <w:r>
         <w:rPr>
           <w:noProof/>
         </w:rPr>
+        <w:lastRenderedPageBreak/>
         <w:drawing>
           <wp:inline distT="0" distB="0" distL="0" distR="0" wp14:anchorId="4E59EC34" wp14:editId="02E80491">
             <wp:extent cx="4189161" cy="1942266"/>
@@ -267,7 +295,29 @@
           <w:rFonts w:hint="eastAsia"/>
           <w:shd w:val="clear" w:color="auto" w:fill="FFFFFF"/>
         </w:rPr>
-        <w:t>。 假设网络具有一层隐藏层。 对于权重w的给定分配，写下输出层中单位值作为w和输入层x的函数的等式，而无需明确提及隐藏层的输出。证明有一个没有隐藏单元的网络可以计算相同的功能。</w:t>
+        <w:t xml:space="preserve">。 </w:t>
+      </w:r>
+      <w:r>
+        <w:rPr>
+          <w:rFonts w:hint="eastAsia"/>
+          <w:shd w:val="clear" w:color="auto" w:fill="FFFFFF"/>
+        </w:rPr>
+        <w:t>假设网络具有一层隐藏层,</w:t>
+      </w:r>
+      <w:r>
+        <w:rPr>
+          <w:shd w:val="clear" w:color="auto" w:fill="FFFFFF"/>
+        </w:rPr>
+        <w:t xml:space="preserve"> </w:t>
+      </w:r>
+      <w:bookmarkStart w:id="0" w:name="_GoBack"/>
+      <w:bookmarkEnd w:id="0"/>
+      <w:r>
+        <w:rPr>
+          <w:rFonts w:hint="eastAsia"/>
+          <w:shd w:val="clear" w:color="auto" w:fill="FFFFFF"/>
+        </w:rPr>
+        <w:t>对于权重w的给定分配，写下输出层中单位值作为w和输入层x的函数的等式，而无需明确提及隐藏层的输出。证明有一个没有隐藏单元的网络可以计算相同的功能。</w:t>
       </w:r>
     </w:p>
     <w:p>
@@ -286,17 +336,7 @@
               <w:rFonts w:ascii="Cambria Math" w:hAnsi="Cambria Math"/>
               <w:shd w:val="clear" w:color="auto" w:fill="FFFFFF"/>
             </w:rPr>
-            <m:t>Y=</m:t>
-          </m:r>
-          <m:r>
-            <m:rPr>
-              <m:sty m:val="p"/>
-            </m:rPr>
-            <w:rPr>
-              <w:rFonts w:ascii="Cambria Math" w:hAnsi="Cambria Math"/>
-              <w:shd w:val="clear" w:color="auto" w:fill="FFFFFF"/>
-            </w:rPr>
-            <m:t xml:space="preserve"> c</m:t>
+            <m:t>Y= c</m:t>
           </m:r>
           <m:d>
             <m:dPr>
@@ -757,14 +797,7 @@
               <w:rFonts w:ascii="Cambria Math" w:hAnsi="Cambria Math"/>
               <w:shd w:val="clear" w:color="auto" w:fill="FFFFFF"/>
             </w:rPr>
-            <m:t xml:space="preserve">= </m:t>
-          </m:r>
-          <m:r>
-            <w:rPr>
-              <w:rFonts w:ascii="Cambria Math" w:hAnsi="Cambria Math"/>
-              <w:shd w:val="clear" w:color="auto" w:fill="FFFFFF"/>
-            </w:rPr>
-            <m:t>c(</m:t>
+            <m:t>= c(</m:t>
           </m:r>
           <m:nary>
             <m:naryPr>
@@ -853,14 +886,7 @@
                   <w:rFonts w:ascii="Cambria Math" w:hAnsi="Cambria Math"/>
                   <w:shd w:val="clear" w:color="auto" w:fill="FFFFFF"/>
                 </w:rPr>
-                <m:t>(</m:t>
-              </m:r>
-              <m:r>
-                <w:rPr>
-                  <w:rFonts w:ascii="Cambria Math" w:hAnsi="Cambria Math"/>
-                  <w:shd w:val="clear" w:color="auto" w:fill="FFFFFF"/>
-                </w:rPr>
-                <m:t>c</m:t>
+                <m:t>(c</m:t>
               </m:r>
               <m:nary>
                 <m:naryPr>
@@ -987,21 +1013,7 @@
                   <w:rFonts w:ascii="Cambria Math" w:hAnsi="Cambria Math"/>
                   <w:shd w:val="clear" w:color="auto" w:fill="FFFFFF"/>
                 </w:rPr>
-                <m:t>)</m:t>
-              </m:r>
-              <m:r>
-                <w:rPr>
-                  <w:rFonts w:ascii="Cambria Math" w:hAnsi="Cambria Math"/>
-                  <w:shd w:val="clear" w:color="auto" w:fill="FFFFFF"/>
-                </w:rPr>
-                <m:t>)</m:t>
-              </m:r>
-              <m:r>
-                <w:rPr>
-                  <w:rFonts w:ascii="Cambria Math" w:hAnsi="Cambria Math"/>
-                  <w:shd w:val="clear" w:color="auto" w:fill="FFFFFF"/>
-                </w:rPr>
-                <m:t>+d</m:t>
+                <m:t>))+d</m:t>
               </m:r>
             </m:e>
           </m:nary>
@@ -1191,7 +1203,6 @@
     <w:p>
       <w:pPr>
         <w:rPr>
-          <w:rFonts w:hint="eastAsia"/>
           <w:shd w:val="clear" w:color="auto" w:fill="FFFFFF"/>
         </w:rPr>
       </w:pPr>
@@ -1255,14 +1266,7 @@
             <w:rFonts w:ascii="Cambria Math" w:hAnsi="Cambria Math"/>
             <w:shd w:val="clear" w:color="auto" w:fill="FFFFFF"/>
           </w:rPr>
-          <m:t>x+d(1+</m:t>
-        </m:r>
-        <m:r>
-          <w:rPr>
-            <w:rFonts w:ascii="Cambria Math" w:hAnsi="Cambria Math"/>
-            <w:shd w:val="clear" w:color="auto" w:fill="FFFFFF"/>
-          </w:rPr>
-          <m:t>c</m:t>
+          <m:t>x+d(1+c</m:t>
         </m:r>
         <m:nary>
           <m:naryPr>
@@ -1374,7 +1378,6 @@
     <w:p>
       <w:pPr>
         <w:rPr>
-          <w:rFonts w:hint="eastAsia"/>
           <w:shd w:val="clear" w:color="auto" w:fill="FFFFFF"/>
         </w:rPr>
       </w:pPr>
@@ -1412,7 +1415,6 @@
     <w:p>
       <w:pPr>
         <w:rPr>
-          <w:rFonts w:hint="eastAsia"/>
           <w:shd w:val="clear" w:color="auto" w:fill="FFFFFF"/>
         </w:rPr>
       </w:pPr>
@@ -1594,11 +1596,6 @@
       </w:r>
     </w:p>
     <w:p>
-      <w:pPr>
-        <w:rPr>
-          <w:rFonts w:hint="eastAsia"/>
-        </w:rPr>
-      </w:pPr>
       <w:r>
         <w:rPr>
           <w:rFonts w:hint="eastAsia"/>
@@ -1671,13 +1668,7 @@
         <w:rPr>
           <w:shd w:val="clear" w:color="auto" w:fill="FFFFFF"/>
         </w:rPr>
-        <w:t>2</w:t>
-      </w:r>
-      <w:r>
-        <w:rPr>
-          <w:shd w:val="clear" w:color="auto" w:fill="FFFFFF"/>
-        </w:rPr>
-        <w:t xml:space="preserve"> .</w:t>
+        <w:t>2 .</w:t>
       </w:r>
       <w:proofErr w:type="gramEnd"/>
       <w:r>
